--- a/docs/modelos-conceptuales/rrhh/Modelo_Conceptual_RRHH_v0.1_Industrias_ABC.docx
+++ b/docs/modelos-conceptuales/rrhh/Modelo_Conceptual_RRHH_v0.1_Industrias_ABC.docx
@@ -1,6 +1,6 @@
 
 <file path=word/document.xml><?xml version="1.0" encoding="utf-8"?>
-<w:document xmlns:wpc="http://schemas.microsoft.com/office/word/2010/wordprocessingCanvas" xmlns:cx="http://schemas.microsoft.com/office/drawing/2014/chartex" xmlns:cx1="http://schemas.microsoft.com/office/drawing/2015/9/8/chartex" xmlns:cx2="http://schemas.microsoft.com/office/drawing/2015/10/21/chartex" xmlns:cx3="http://schemas.microsoft.com/office/drawing/2016/5/9/chartex" xmlns:cx4="http://schemas.microsoft.com/office/drawing/2016/5/10/chartex" xmlns:cx5="http://schemas.microsoft.com/office/drawing/2016/5/11/chartex" xmlns:cx6="http://schemas.microsoft.com/office/drawing/2016/5/12/chartex" xmlns:cx7="http://schemas.microsoft.com/office/drawing/2016/5/13/chartex" xmlns:cx8="http://schemas.microsoft.com/office/drawing/2016/5/14/chartex" xmlns:mc="http://schemas.openxmlformats.org/markup-compatibility/2006" xmlns:aink="http://schemas.microsoft.com/office/drawing/2016/ink" xmlns:am3d="http://schemas.microsoft.com/office/drawing/2017/model3d" xmlns:o="urn:schemas-microsoft-com:office:office" xmlns:oel="http://schemas.microsoft.com/office/2019/extlst" xmlns:r="http://schemas.openxmlformats.org/officeDocument/2006/relationships" xmlns:m="http://schemas.openxmlformats.org/officeDocument/2006/math" xmlns:v="urn:schemas-microsoft-com:vml" xmlns:wp14="http://schemas.microsoft.com/office/word/2010/wordprocessingDrawing" xmlns:wp="http://schemas.openxmlformats.org/drawingml/2006/wordprocessingDrawing" xmlns:w10="urn:schemas-microsoft-com:office:word" xmlns:w="http://schemas.openxmlformats.org/wordprocessingml/2006/main" xmlns:w14="http://schemas.microsoft.com/office/word/2010/wordml" xmlns:w15="http://schemas.microsoft.com/office/word/2012/wordml" xmlns:w16cei="http://schemas.microsoft.com/office/word/2026/wordml/cei" xmlns:w16cex="http://schemas.microsoft.com/office/word/2018/wordml/cex" xmlns:w16cid="http://schemas.microsoft.com/office/word/2016/wordml/cid" xmlns:w16="http://schemas.microsoft.com/office/word/2018/wordml" xmlns:w16du="http://schemas.microsoft.com/office/word/2023/wordml/word16du" xmlns:w16sdtdh="http://schemas.microsoft.com/office/word/2020/wordml/sdtdatahash" xmlns:w16sdtfl="http://schemas.microsoft.com/office/word/2024/wordml/sdtformatlock" xmlns:w16se="http://schemas.microsoft.com/office/word/2015/wordml/symex" xmlns:wpg="http://schemas.microsoft.com/office/word/2010/wordprocessingGroup" xmlns:wpi="http://schemas.microsoft.com/office/word/2010/wordprocessingInk" xmlns:wne="http://schemas.microsoft.com/office/word/2006/wordml" xmlns:wps="http://schemas.microsoft.com/office/word/2010/wordprocessingShape" mc:Ignorable="w14 w15 w16se w16cid w16 w16cex w16sdtdh w16sdtfl w16du wp14">
+<w:document xmlns:wpc="http://schemas.microsoft.com/office/word/2010/wordprocessingCanvas" xmlns:cx="http://schemas.microsoft.com/office/drawing/2014/chartex" xmlns:cx1="http://schemas.microsoft.com/office/drawing/2015/9/8/chartex" xmlns:cx2="http://schemas.microsoft.com/office/drawing/2015/10/21/chartex" xmlns:cx3="http://schemas.microsoft.com/office/drawing/2016/5/9/chartex" xmlns:cx4="http://schemas.microsoft.com/office/drawing/2016/5/10/chartex" xmlns:cx5="http://schemas.microsoft.com/office/drawing/2016/5/11/chartex" xmlns:cx6="http://schemas.microsoft.com/office/drawing/2016/5/12/chartex" xmlns:cx7="http://schemas.microsoft.com/office/drawing/2016/5/13/chartex" xmlns:cx8="http://schemas.microsoft.com/office/drawing/2016/5/14/chartex" xmlns:mc="http://schemas.openxmlformats.org/markup-compatibility/2006" xmlns:aink="http://schemas.microsoft.com/office/drawing/2016/ink" xmlns:am3d="http://schemas.microsoft.com/office/drawing/2017/model3d" xmlns:o="urn:schemas-microsoft-com:office:office" xmlns:oel="http://schemas.microsoft.com/office/2019/extlst" xmlns:r="http://schemas.openxmlformats.org/officeDocument/2006/relationships" xmlns:m="http://schemas.openxmlformats.org/officeDocument/2006/math" xmlns:v="urn:schemas-microsoft-com:vml" xmlns:wp14="http://schemas.microsoft.com/office/word/2010/wordprocessingDrawing" xmlns:wp="http://schemas.openxmlformats.org/drawingml/2006/wordprocessingDrawing" xmlns:w10="urn:schemas-microsoft-com:office:word" xmlns:w="http://schemas.openxmlformats.org/wordprocessingml/2006/main" xmlns:w14="http://schemas.microsoft.com/office/word/2010/wordml" xmlns:w15="http://schemas.microsoft.com/office/word/2012/wordml" xmlns:w16cex="http://schemas.microsoft.com/office/word/2018/wordml/cex" xmlns:w16cid="http://schemas.microsoft.com/office/word/2016/wordml/cid" xmlns:w16="http://schemas.microsoft.com/office/word/2018/wordml" xmlns:w16du="http://schemas.microsoft.com/office/word/2023/wordml/word16du" xmlns:w16sdtdh="http://schemas.microsoft.com/office/word/2020/wordml/sdtdatahash" xmlns:w16sdtfl="http://schemas.microsoft.com/office/word/2024/wordml/sdtformatlock" xmlns:w16se="http://schemas.microsoft.com/office/word/2015/wordml/symex" xmlns:wpg="http://schemas.microsoft.com/office/word/2010/wordprocessingGroup" xmlns:wpi="http://schemas.microsoft.com/office/word/2010/wordprocessingInk" xmlns:wne="http://schemas.microsoft.com/office/word/2006/wordml" xmlns:wps="http://schemas.microsoft.com/office/word/2010/wordprocessingShape" mc:Ignorable="w14 w15 w16se w16cid w16 w16cex w16sdtdh w16sdtfl w16du wp14">
   <w:body>
     <w:tbl>
       <w:tblPr>
@@ -1351,14 +1351,7 @@
                 <w:sz w:val="15"/>
                 <w:lang w:val="es-CL"/>
               </w:rPr>
-              <w:t>pellido materno</w:t>
-            </w:r>
-            <w:r>
-              <w:rPr>
-                <w:sz w:val="15"/>
-                <w:lang w:val="es-CL"/>
-              </w:rPr>
-              <w:t>,</w:t>
+              <w:t>pellido materno,</w:t>
             </w:r>
             <w:r>
               <w:rPr>
@@ -3260,7 +3253,7 @@
                 <w:sz w:val="16"/>
                 <w:lang w:val="es-CL"/>
               </w:rPr>
-              <w:t>Pendiente de revisión final del diagrama conceptual</w:t>
+              <w:t>Aprobado para Modelo Lógico / ERD</w:t>
             </w:r>
           </w:p>
         </w:tc>
@@ -3324,9 +3317,176 @@
             <w:r>
               <w:rPr>
                 <w:sz w:val="16"/>
-                <w:lang w:val="es-CL"/>
-              </w:rPr>
-              <w:t>El modelo conceptual cubre los requisitos del Trabajo v2, el Brief v0.2, el IDF aprobado y el Universo Empresarial. La aprobación para avanzar al Modelo Lógico / ERD quedará sujeta a la validación final del diagrama conceptual y sus cardinalidades.</w:t>
+              </w:rPr>
+              <w:t xml:space="preserve">El Modelo Conceptual </w:t>
+            </w:r>
+            <w:proofErr w:type="spellStart"/>
+            <w:r>
+              <w:rPr>
+                <w:sz w:val="16"/>
+              </w:rPr>
+              <w:t>representa</w:t>
+            </w:r>
+            <w:proofErr w:type="spellEnd"/>
+            <w:r>
+              <w:rPr>
+                <w:sz w:val="16"/>
+              </w:rPr>
+              <w:t xml:space="preserve"> </w:t>
+            </w:r>
+            <w:proofErr w:type="spellStart"/>
+            <w:r>
+              <w:rPr>
+                <w:sz w:val="16"/>
+              </w:rPr>
+              <w:t>correctamente</w:t>
+            </w:r>
+            <w:proofErr w:type="spellEnd"/>
+            <w:r>
+              <w:rPr>
+                <w:sz w:val="16"/>
+              </w:rPr>
+              <w:t xml:space="preserve"> el </w:t>
+            </w:r>
+            <w:proofErr w:type="spellStart"/>
+            <w:r>
+              <w:rPr>
+                <w:sz w:val="16"/>
+              </w:rPr>
+              <w:t>alcance</w:t>
+            </w:r>
+            <w:proofErr w:type="spellEnd"/>
+            <w:r>
+              <w:rPr>
+                <w:sz w:val="16"/>
+              </w:rPr>
+              <w:t xml:space="preserve">, </w:t>
+            </w:r>
+            <w:proofErr w:type="spellStart"/>
+            <w:r>
+              <w:rPr>
+                <w:sz w:val="16"/>
+              </w:rPr>
+              <w:t>entidades</w:t>
+            </w:r>
+            <w:proofErr w:type="spellEnd"/>
+            <w:r>
+              <w:rPr>
+                <w:sz w:val="16"/>
+              </w:rPr>
+              <w:t xml:space="preserve">, </w:t>
+            </w:r>
+            <w:proofErr w:type="spellStart"/>
+            <w:r>
+              <w:rPr>
+                <w:sz w:val="16"/>
+              </w:rPr>
+              <w:t>atributos</w:t>
+            </w:r>
+            <w:proofErr w:type="spellEnd"/>
+            <w:r>
+              <w:rPr>
+                <w:sz w:val="16"/>
+              </w:rPr>
+              <w:t xml:space="preserve">, </w:t>
+            </w:r>
+            <w:proofErr w:type="spellStart"/>
+            <w:r>
+              <w:rPr>
+                <w:sz w:val="16"/>
+              </w:rPr>
+              <w:t>relaciones</w:t>
+            </w:r>
+            <w:proofErr w:type="spellEnd"/>
+            <w:r>
+              <w:rPr>
+                <w:sz w:val="16"/>
+              </w:rPr>
+              <w:t xml:space="preserve"> y </w:t>
+            </w:r>
+            <w:proofErr w:type="spellStart"/>
+            <w:r>
+              <w:rPr>
+                <w:sz w:val="16"/>
+              </w:rPr>
+              <w:t>cardinalidades</w:t>
+            </w:r>
+            <w:proofErr w:type="spellEnd"/>
+            <w:r>
+              <w:rPr>
+                <w:sz w:val="16"/>
+              </w:rPr>
+              <w:t xml:space="preserve"> del Sistema </w:t>
+            </w:r>
+            <w:proofErr w:type="spellStart"/>
+            <w:r>
+              <w:rPr>
+                <w:sz w:val="16"/>
+              </w:rPr>
+              <w:t>Operacional</w:t>
+            </w:r>
+            <w:proofErr w:type="spellEnd"/>
+            <w:r>
+              <w:rPr>
+                <w:sz w:val="16"/>
+              </w:rPr>
+              <w:t xml:space="preserve"> de </w:t>
+            </w:r>
+            <w:proofErr w:type="spellStart"/>
+            <w:r>
+              <w:rPr>
+                <w:sz w:val="16"/>
+              </w:rPr>
+              <w:t>Recursos</w:t>
+            </w:r>
+            <w:proofErr w:type="spellEnd"/>
+            <w:r>
+              <w:rPr>
+                <w:sz w:val="16"/>
+              </w:rPr>
+              <w:t xml:space="preserve"> Humanos y </w:t>
+            </w:r>
+            <w:proofErr w:type="spellStart"/>
+            <w:r>
+              <w:rPr>
+                <w:sz w:val="16"/>
+              </w:rPr>
+              <w:t>mantiene</w:t>
+            </w:r>
+            <w:proofErr w:type="spellEnd"/>
+            <w:r>
+              <w:rPr>
+                <w:sz w:val="16"/>
+              </w:rPr>
+              <w:t xml:space="preserve"> </w:t>
+            </w:r>
+            <w:proofErr w:type="spellStart"/>
+            <w:r>
+              <w:rPr>
+                <w:sz w:val="16"/>
+              </w:rPr>
+              <w:t>trazabilidad</w:t>
+            </w:r>
+            <w:proofErr w:type="spellEnd"/>
+            <w:r>
+              <w:rPr>
+                <w:sz w:val="16"/>
+              </w:rPr>
+              <w:t xml:space="preserve"> con el </w:t>
+            </w:r>
+            <w:proofErr w:type="spellStart"/>
+            <w:r>
+              <w:rPr>
+                <w:sz w:val="16"/>
+              </w:rPr>
+              <w:t>Trabajo</w:t>
+            </w:r>
+            <w:proofErr w:type="spellEnd"/>
+            <w:r>
+              <w:rPr>
+                <w:sz w:val="16"/>
+              </w:rPr>
+              <w:t xml:space="preserve"> v2, Brief v0.2, IDF v0.2 y Universo Empresarial Master v0.2.</w:t>
             </w:r>
           </w:p>
         </w:tc>
@@ -3424,7 +3584,7 @@
 </file>
 
 <file path=word/endnotes.xml><?xml version="1.0" encoding="utf-8"?>
-<w:endnotes xmlns:wpc="http://schemas.microsoft.com/office/word/2010/wordprocessingCanvas" xmlns:cx="http://schemas.microsoft.com/office/drawing/2014/chartex" xmlns:cx1="http://schemas.microsoft.com/office/drawing/2015/9/8/chartex" xmlns:cx2="http://schemas.microsoft.com/office/drawing/2015/10/21/chartex" xmlns:cx3="http://schemas.microsoft.com/office/drawing/2016/5/9/chartex" xmlns:cx4="http://schemas.microsoft.com/office/drawing/2016/5/10/chartex" xmlns:cx5="http://schemas.microsoft.com/office/drawing/2016/5/11/chartex" xmlns:cx6="http://schemas.microsoft.com/office/drawing/2016/5/12/chartex" xmlns:cx7="http://schemas.microsoft.com/office/drawing/2016/5/13/chartex" xmlns:cx8="http://schemas.microsoft.com/office/drawing/2016/5/14/chartex" xmlns:mc="http://schemas.openxmlformats.org/markup-compatibility/2006" xmlns:aink="http://schemas.microsoft.com/office/drawing/2016/ink" xmlns:am3d="http://schemas.microsoft.com/office/drawing/2017/model3d" xmlns:o="urn:schemas-microsoft-com:office:office" xmlns:oel="http://schemas.microsoft.com/office/2019/extlst" xmlns:r="http://schemas.openxmlformats.org/officeDocument/2006/relationships" xmlns:m="http://schemas.openxmlformats.org/officeDocument/2006/math" xmlns:v="urn:schemas-microsoft-com:vml" xmlns:wp14="http://schemas.microsoft.com/office/word/2010/wordprocessingDrawing" xmlns:wp="http://schemas.openxmlformats.org/drawingml/2006/wordprocessingDrawing" xmlns:w10="urn:schemas-microsoft-com:office:word" xmlns:w="http://schemas.openxmlformats.org/wordprocessingml/2006/main" xmlns:w14="http://schemas.microsoft.com/office/word/2010/wordml" xmlns:w15="http://schemas.microsoft.com/office/word/2012/wordml" xmlns:w16cei="http://schemas.microsoft.com/office/word/2026/wordml/cei" xmlns:w16cex="http://schemas.microsoft.com/office/word/2018/wordml/cex" xmlns:w16cid="http://schemas.microsoft.com/office/word/2016/wordml/cid" xmlns:w16="http://schemas.microsoft.com/office/word/2018/wordml" xmlns:w16du="http://schemas.microsoft.com/office/word/2023/wordml/word16du" xmlns:w16sdtdh="http://schemas.microsoft.com/office/word/2020/wordml/sdtdatahash" xmlns:w16sdtfl="http://schemas.microsoft.com/office/word/2024/wordml/sdtformatlock" xmlns:w16se="http://schemas.microsoft.com/office/word/2015/wordml/symex" xmlns:wpg="http://schemas.microsoft.com/office/word/2010/wordprocessingGroup" xmlns:wpi="http://schemas.microsoft.com/office/word/2010/wordprocessingInk" xmlns:wne="http://schemas.microsoft.com/office/word/2006/wordml" xmlns:wps="http://schemas.microsoft.com/office/word/2010/wordprocessingShape" mc:Ignorable="w14 w15 w16se w16cid w16 w16cex w16sdtdh w16sdtfl w16du wp14">
+<w:endnotes xmlns:wpc="http://schemas.microsoft.com/office/word/2010/wordprocessingCanvas" xmlns:cx="http://schemas.microsoft.com/office/drawing/2014/chartex" xmlns:cx1="http://schemas.microsoft.com/office/drawing/2015/9/8/chartex" xmlns:cx2="http://schemas.microsoft.com/office/drawing/2015/10/21/chartex" xmlns:cx3="http://schemas.microsoft.com/office/drawing/2016/5/9/chartex" xmlns:cx4="http://schemas.microsoft.com/office/drawing/2016/5/10/chartex" xmlns:cx5="http://schemas.microsoft.com/office/drawing/2016/5/11/chartex" xmlns:cx6="http://schemas.microsoft.com/office/drawing/2016/5/12/chartex" xmlns:cx7="http://schemas.microsoft.com/office/drawing/2016/5/13/chartex" xmlns:cx8="http://schemas.microsoft.com/office/drawing/2016/5/14/chartex" xmlns:mc="http://schemas.openxmlformats.org/markup-compatibility/2006" xmlns:aink="http://schemas.microsoft.com/office/drawing/2016/ink" xmlns:am3d="http://schemas.microsoft.com/office/drawing/2017/model3d" xmlns:o="urn:schemas-microsoft-com:office:office" xmlns:oel="http://schemas.microsoft.com/office/2019/extlst" xmlns:r="http://schemas.openxmlformats.org/officeDocument/2006/relationships" xmlns:m="http://schemas.openxmlformats.org/officeDocument/2006/math" xmlns:v="urn:schemas-microsoft-com:vml" xmlns:wp14="http://schemas.microsoft.com/office/word/2010/wordprocessingDrawing" xmlns:wp="http://schemas.openxmlformats.org/drawingml/2006/wordprocessingDrawing" xmlns:w10="urn:schemas-microsoft-com:office:word" xmlns:w="http://schemas.openxmlformats.org/wordprocessingml/2006/main" xmlns:w14="http://schemas.microsoft.com/office/word/2010/wordml" xmlns:w15="http://schemas.microsoft.com/office/word/2012/wordml" xmlns:w16cex="http://schemas.microsoft.com/office/word/2018/wordml/cex" xmlns:w16cid="http://schemas.microsoft.com/office/word/2016/wordml/cid" xmlns:w16="http://schemas.microsoft.com/office/word/2018/wordml" xmlns:w16du="http://schemas.microsoft.com/office/word/2023/wordml/word16du" xmlns:w16sdtdh="http://schemas.microsoft.com/office/word/2020/wordml/sdtdatahash" xmlns:w16sdtfl="http://schemas.microsoft.com/office/word/2024/wordml/sdtformatlock" xmlns:w16se="http://schemas.microsoft.com/office/word/2015/wordml/symex" xmlns:wpg="http://schemas.microsoft.com/office/word/2010/wordprocessingGroup" xmlns:wpi="http://schemas.microsoft.com/office/word/2010/wordprocessingInk" xmlns:wne="http://schemas.microsoft.com/office/word/2006/wordml" xmlns:wps="http://schemas.microsoft.com/office/word/2010/wordprocessingShape" mc:Ignorable="w14 w15 w16se w16cid w16 w16cex w16sdtdh w16sdtfl w16du wp14">
   <w:endnote w:type="separator" w:id="-1">
     <w:p>
       <w:pPr>
@@ -3449,7 +3609,7 @@
 </file>
 
 <file path=word/footer1.xml><?xml version="1.0" encoding="utf-8"?>
-<w:ftr xmlns:wpc="http://schemas.microsoft.com/office/word/2010/wordprocessingCanvas" xmlns:cx="http://schemas.microsoft.com/office/drawing/2014/chartex" xmlns:cx1="http://schemas.microsoft.com/office/drawing/2015/9/8/chartex" xmlns:cx2="http://schemas.microsoft.com/office/drawing/2015/10/21/chartex" xmlns:cx3="http://schemas.microsoft.com/office/drawing/2016/5/9/chartex" xmlns:cx4="http://schemas.microsoft.com/office/drawing/2016/5/10/chartex" xmlns:cx5="http://schemas.microsoft.com/office/drawing/2016/5/11/chartex" xmlns:cx6="http://schemas.microsoft.com/office/drawing/2016/5/12/chartex" xmlns:cx7="http://schemas.microsoft.com/office/drawing/2016/5/13/chartex" xmlns:cx8="http://schemas.microsoft.com/office/drawing/2016/5/14/chartex" xmlns:mc="http://schemas.openxmlformats.org/markup-compatibility/2006" xmlns:aink="http://schemas.microsoft.com/office/drawing/2016/ink" xmlns:am3d="http://schemas.microsoft.com/office/drawing/2017/model3d" xmlns:o="urn:schemas-microsoft-com:office:office" xmlns:oel="http://schemas.microsoft.com/office/2019/extlst" xmlns:r="http://schemas.openxmlformats.org/officeDocument/2006/relationships" xmlns:m="http://schemas.openxmlformats.org/officeDocument/2006/math" xmlns:v="urn:schemas-microsoft-com:vml" xmlns:wp14="http://schemas.microsoft.com/office/word/2010/wordprocessingDrawing" xmlns:wp="http://schemas.openxmlformats.org/drawingml/2006/wordprocessingDrawing" xmlns:w10="urn:schemas-microsoft-com:office:word" xmlns:w="http://schemas.openxmlformats.org/wordprocessingml/2006/main" xmlns:w14="http://schemas.microsoft.com/office/word/2010/wordml" xmlns:w15="http://schemas.microsoft.com/office/word/2012/wordml" xmlns:w16cei="http://schemas.microsoft.com/office/word/2026/wordml/cei" xmlns:w16cex="http://schemas.microsoft.com/office/word/2018/wordml/cex" xmlns:w16cid="http://schemas.microsoft.com/office/word/2016/wordml/cid" xmlns:w16="http://schemas.microsoft.com/office/word/2018/wordml" xmlns:w16du="http://schemas.microsoft.com/office/word/2023/wordml/word16du" xmlns:w16sdtdh="http://schemas.microsoft.com/office/word/2020/wordml/sdtdatahash" xmlns:w16sdtfl="http://schemas.microsoft.com/office/word/2024/wordml/sdtformatlock" xmlns:w16se="http://schemas.microsoft.com/office/word/2015/wordml/symex" xmlns:wpg="http://schemas.microsoft.com/office/word/2010/wordprocessingGroup" xmlns:wpi="http://schemas.microsoft.com/office/word/2010/wordprocessingInk" xmlns:wne="http://schemas.microsoft.com/office/word/2006/wordml" xmlns:wps="http://schemas.microsoft.com/office/word/2010/wordprocessingShape" mc:Ignorable="w14 w15 w16se w16cid w16 w16cex w16sdtdh w16sdtfl w16du wp14">
+<w:ftr xmlns:wpc="http://schemas.microsoft.com/office/word/2010/wordprocessingCanvas" xmlns:cx="http://schemas.microsoft.com/office/drawing/2014/chartex" xmlns:cx1="http://schemas.microsoft.com/office/drawing/2015/9/8/chartex" xmlns:cx2="http://schemas.microsoft.com/office/drawing/2015/10/21/chartex" xmlns:cx3="http://schemas.microsoft.com/office/drawing/2016/5/9/chartex" xmlns:cx4="http://schemas.microsoft.com/office/drawing/2016/5/10/chartex" xmlns:cx5="http://schemas.microsoft.com/office/drawing/2016/5/11/chartex" xmlns:cx6="http://schemas.microsoft.com/office/drawing/2016/5/12/chartex" xmlns:cx7="http://schemas.microsoft.com/office/drawing/2016/5/13/chartex" xmlns:cx8="http://schemas.microsoft.com/office/drawing/2016/5/14/chartex" xmlns:mc="http://schemas.openxmlformats.org/markup-compatibility/2006" xmlns:aink="http://schemas.microsoft.com/office/drawing/2016/ink" xmlns:am3d="http://schemas.microsoft.com/office/drawing/2017/model3d" xmlns:o="urn:schemas-microsoft-com:office:office" xmlns:oel="http://schemas.microsoft.com/office/2019/extlst" xmlns:r="http://schemas.openxmlformats.org/officeDocument/2006/relationships" xmlns:m="http://schemas.openxmlformats.org/officeDocument/2006/math" xmlns:v="urn:schemas-microsoft-com:vml" xmlns:wp14="http://schemas.microsoft.com/office/word/2010/wordprocessingDrawing" xmlns:wp="http://schemas.openxmlformats.org/drawingml/2006/wordprocessingDrawing" xmlns:w10="urn:schemas-microsoft-com:office:word" xmlns:w="http://schemas.openxmlformats.org/wordprocessingml/2006/main" xmlns:w14="http://schemas.microsoft.com/office/word/2010/wordml" xmlns:w15="http://schemas.microsoft.com/office/word/2012/wordml" xmlns:w16cex="http://schemas.microsoft.com/office/word/2018/wordml/cex" xmlns:w16cid="http://schemas.microsoft.com/office/word/2016/wordml/cid" xmlns:w16="http://schemas.microsoft.com/office/word/2018/wordml" xmlns:w16du="http://schemas.microsoft.com/office/word/2023/wordml/word16du" xmlns:w16sdtdh="http://schemas.microsoft.com/office/word/2020/wordml/sdtdatahash" xmlns:w16sdtfl="http://schemas.microsoft.com/office/word/2024/wordml/sdtformatlock" xmlns:w16se="http://schemas.microsoft.com/office/word/2015/wordml/symex" xmlns:wpg="http://schemas.microsoft.com/office/word/2010/wordprocessingGroup" xmlns:wpi="http://schemas.microsoft.com/office/word/2010/wordprocessingInk" xmlns:wne="http://schemas.microsoft.com/office/word/2006/wordml" xmlns:wps="http://schemas.microsoft.com/office/word/2010/wordprocessingShape" mc:Ignorable="w14 w15 w16se w16cid w16 w16cex w16sdtdh w16sdtfl w16du wp14">
   <w:p>
     <w:pPr>
       <w:pStyle w:val="Piedepgina"/>
@@ -3467,7 +3627,7 @@
 </file>
 
 <file path=word/footnotes.xml><?xml version="1.0" encoding="utf-8"?>
-<w:footnotes xmlns:wpc="http://schemas.microsoft.com/office/word/2010/wordprocessingCanvas" xmlns:cx="http://schemas.microsoft.com/office/drawing/2014/chartex" xmlns:cx1="http://schemas.microsoft.com/office/drawing/2015/9/8/chartex" xmlns:cx2="http://schemas.microsoft.com/office/drawing/2015/10/21/chartex" xmlns:cx3="http://schemas.microsoft.com/office/drawing/2016/5/9/chartex" xmlns:cx4="http://schemas.microsoft.com/office/drawing/2016/5/10/chartex" xmlns:cx5="http://schemas.microsoft.com/office/drawing/2016/5/11/chartex" xmlns:cx6="http://schemas.microsoft.com/office/drawing/2016/5/12/chartex" xmlns:cx7="http://schemas.microsoft.com/office/drawing/2016/5/13/chartex" xmlns:cx8="http://schemas.microsoft.com/office/drawing/2016/5/14/chartex" xmlns:mc="http://schemas.openxmlformats.org/markup-compatibility/2006" xmlns:aink="http://schemas.microsoft.com/office/drawing/2016/ink" xmlns:am3d="http://schemas.microsoft.com/office/drawing/2017/model3d" xmlns:o="urn:schemas-microsoft-com:office:office" xmlns:oel="http://schemas.microsoft.com/office/2019/extlst" xmlns:r="http://schemas.openxmlformats.org/officeDocument/2006/relationships" xmlns:m="http://schemas.openxmlformats.org/officeDocument/2006/math" xmlns:v="urn:schemas-microsoft-com:vml" xmlns:wp14="http://schemas.microsoft.com/office/word/2010/wordprocessingDrawing" xmlns:wp="http://schemas.openxmlformats.org/drawingml/2006/wordprocessingDrawing" xmlns:w10="urn:schemas-microsoft-com:office:word" xmlns:w="http://schemas.openxmlformats.org/wordprocessingml/2006/main" xmlns:w14="http://schemas.microsoft.com/office/word/2010/wordml" xmlns:w15="http://schemas.microsoft.com/office/word/2012/wordml" xmlns:w16cei="http://schemas.microsoft.com/office/word/2026/wordml/cei" xmlns:w16cex="http://schemas.microsoft.com/office/word/2018/wordml/cex" xmlns:w16cid="http://schemas.microsoft.com/office/word/2016/wordml/cid" xmlns:w16="http://schemas.microsoft.com/office/word/2018/wordml" xmlns:w16du="http://schemas.microsoft.com/office/word/2023/wordml/word16du" xmlns:w16sdtdh="http://schemas.microsoft.com/office/word/2020/wordml/sdtdatahash" xmlns:w16sdtfl="http://schemas.microsoft.com/office/word/2024/wordml/sdtformatlock" xmlns:w16se="http://schemas.microsoft.com/office/word/2015/wordml/symex" xmlns:wpg="http://schemas.microsoft.com/office/word/2010/wordprocessingGroup" xmlns:wpi="http://schemas.microsoft.com/office/word/2010/wordprocessingInk" xmlns:wne="http://schemas.microsoft.com/office/word/2006/wordml" xmlns:wps="http://schemas.microsoft.com/office/word/2010/wordprocessingShape" mc:Ignorable="w14 w15 w16se w16cid w16 w16cex w16sdtdh w16sdtfl w16du wp14">
+<w:footnotes xmlns:wpc="http://schemas.microsoft.com/office/word/2010/wordprocessingCanvas" xmlns:cx="http://schemas.microsoft.com/office/drawing/2014/chartex" xmlns:cx1="http://schemas.microsoft.com/office/drawing/2015/9/8/chartex" xmlns:cx2="http://schemas.microsoft.com/office/drawing/2015/10/21/chartex" xmlns:cx3="http://schemas.microsoft.com/office/drawing/2016/5/9/chartex" xmlns:cx4="http://schemas.microsoft.com/office/drawing/2016/5/10/chartex" xmlns:cx5="http://schemas.microsoft.com/office/drawing/2016/5/11/chartex" xmlns:cx6="http://schemas.microsoft.com/office/drawing/2016/5/12/chartex" xmlns:cx7="http://schemas.microsoft.com/office/drawing/2016/5/13/chartex" xmlns:cx8="http://schemas.microsoft.com/office/drawing/2016/5/14/chartex" xmlns:mc="http://schemas.openxmlformats.org/markup-compatibility/2006" xmlns:aink="http://schemas.microsoft.com/office/drawing/2016/ink" xmlns:am3d="http://schemas.microsoft.com/office/drawing/2017/model3d" xmlns:o="urn:schemas-microsoft-com:office:office" xmlns:oel="http://schemas.microsoft.com/office/2019/extlst" xmlns:r="http://schemas.openxmlformats.org/officeDocument/2006/relationships" xmlns:m="http://schemas.openxmlformats.org/officeDocument/2006/math" xmlns:v="urn:schemas-microsoft-com:vml" xmlns:wp14="http://schemas.microsoft.com/office/word/2010/wordprocessingDrawing" xmlns:wp="http://schemas.openxmlformats.org/drawingml/2006/wordprocessingDrawing" xmlns:w10="urn:schemas-microsoft-com:office:word" xmlns:w="http://schemas.openxmlformats.org/wordprocessingml/2006/main" xmlns:w14="http://schemas.microsoft.com/office/word/2010/wordml" xmlns:w15="http://schemas.microsoft.com/office/word/2012/wordml" xmlns:w16cex="http://schemas.microsoft.com/office/word/2018/wordml/cex" xmlns:w16cid="http://schemas.microsoft.com/office/word/2016/wordml/cid" xmlns:w16="http://schemas.microsoft.com/office/word/2018/wordml" xmlns:w16du="http://schemas.microsoft.com/office/word/2023/wordml/word16du" xmlns:w16sdtdh="http://schemas.microsoft.com/office/word/2020/wordml/sdtdatahash" xmlns:w16sdtfl="http://schemas.microsoft.com/office/word/2024/wordml/sdtformatlock" xmlns:w16se="http://schemas.microsoft.com/office/word/2015/wordml/symex" xmlns:wpg="http://schemas.microsoft.com/office/word/2010/wordprocessingGroup" xmlns:wpi="http://schemas.microsoft.com/office/word/2010/wordprocessingInk" xmlns:wne="http://schemas.microsoft.com/office/word/2006/wordml" xmlns:wps="http://schemas.microsoft.com/office/word/2010/wordprocessingShape" mc:Ignorable="w14 w15 w16se w16cid w16 w16cex w16sdtdh w16sdtfl w16du wp14">
   <w:footnote w:type="separator" w:id="-1">
     <w:p>
       <w:pPr>
@@ -3492,7 +3652,7 @@
 </file>
 
 <file path=word/header1.xml><?xml version="1.0" encoding="utf-8"?>
-<w:hdr xmlns:wpc="http://schemas.microsoft.com/office/word/2010/wordprocessingCanvas" xmlns:cx="http://schemas.microsoft.com/office/drawing/2014/chartex" xmlns:cx1="http://schemas.microsoft.com/office/drawing/2015/9/8/chartex" xmlns:cx2="http://schemas.microsoft.com/office/drawing/2015/10/21/chartex" xmlns:cx3="http://schemas.microsoft.com/office/drawing/2016/5/9/chartex" xmlns:cx4="http://schemas.microsoft.com/office/drawing/2016/5/10/chartex" xmlns:cx5="http://schemas.microsoft.com/office/drawing/2016/5/11/chartex" xmlns:cx6="http://schemas.microsoft.com/office/drawing/2016/5/12/chartex" xmlns:cx7="http://schemas.microsoft.com/office/drawing/2016/5/13/chartex" xmlns:cx8="http://schemas.microsoft.com/office/drawing/2016/5/14/chartex" xmlns:mc="http://schemas.openxmlformats.org/markup-compatibility/2006" xmlns:aink="http://schemas.microsoft.com/office/drawing/2016/ink" xmlns:am3d="http://schemas.microsoft.com/office/drawing/2017/model3d" xmlns:o="urn:schemas-microsoft-com:office:office" xmlns:oel="http://schemas.microsoft.com/office/2019/extlst" xmlns:r="http://schemas.openxmlformats.org/officeDocument/2006/relationships" xmlns:m="http://schemas.openxmlformats.org/officeDocument/2006/math" xmlns:v="urn:schemas-microsoft-com:vml" xmlns:wp14="http://schemas.microsoft.com/office/word/2010/wordprocessingDrawing" xmlns:wp="http://schemas.openxmlformats.org/drawingml/2006/wordprocessingDrawing" xmlns:w10="urn:schemas-microsoft-com:office:word" xmlns:w="http://schemas.openxmlformats.org/wordprocessingml/2006/main" xmlns:w14="http://schemas.microsoft.com/office/word/2010/wordml" xmlns:w15="http://schemas.microsoft.com/office/word/2012/wordml" xmlns:w16cei="http://schemas.microsoft.com/office/word/2026/wordml/cei" xmlns:w16cex="http://schemas.microsoft.com/office/word/2018/wordml/cex" xmlns:w16cid="http://schemas.microsoft.com/office/word/2016/wordml/cid" xmlns:w16="http://schemas.microsoft.com/office/word/2018/wordml" xmlns:w16du="http://schemas.microsoft.com/office/word/2023/wordml/word16du" xmlns:w16sdtdh="http://schemas.microsoft.com/office/word/2020/wordml/sdtdatahash" xmlns:w16sdtfl="http://schemas.microsoft.com/office/word/2024/wordml/sdtformatlock" xmlns:w16se="http://schemas.microsoft.com/office/word/2015/wordml/symex" xmlns:wpg="http://schemas.microsoft.com/office/word/2010/wordprocessingGroup" xmlns:wpi="http://schemas.microsoft.com/office/word/2010/wordprocessingInk" xmlns:wne="http://schemas.microsoft.com/office/word/2006/wordml" xmlns:wps="http://schemas.microsoft.com/office/word/2010/wordprocessingShape" mc:Ignorable="w14 w15 w16se w16cid w16 w16cex w16sdtdh w16sdtfl w16du wp14">
+<w:hdr xmlns:wpc="http://schemas.microsoft.com/office/word/2010/wordprocessingCanvas" xmlns:cx="http://schemas.microsoft.com/office/drawing/2014/chartex" xmlns:cx1="http://schemas.microsoft.com/office/drawing/2015/9/8/chartex" xmlns:cx2="http://schemas.microsoft.com/office/drawing/2015/10/21/chartex" xmlns:cx3="http://schemas.microsoft.com/office/drawing/2016/5/9/chartex" xmlns:cx4="http://schemas.microsoft.com/office/drawing/2016/5/10/chartex" xmlns:cx5="http://schemas.microsoft.com/office/drawing/2016/5/11/chartex" xmlns:cx6="http://schemas.microsoft.com/office/drawing/2016/5/12/chartex" xmlns:cx7="http://schemas.microsoft.com/office/drawing/2016/5/13/chartex" xmlns:cx8="http://schemas.microsoft.com/office/drawing/2016/5/14/chartex" xmlns:mc="http://schemas.openxmlformats.org/markup-compatibility/2006" xmlns:aink="http://schemas.microsoft.com/office/drawing/2016/ink" xmlns:am3d="http://schemas.microsoft.com/office/drawing/2017/model3d" xmlns:o="urn:schemas-microsoft-com:office:office" xmlns:oel="http://schemas.microsoft.com/office/2019/extlst" xmlns:r="http://schemas.openxmlformats.org/officeDocument/2006/relationships" xmlns:m="http://schemas.openxmlformats.org/officeDocument/2006/math" xmlns:v="urn:schemas-microsoft-com:vml" xmlns:wp14="http://schemas.microsoft.com/office/word/2010/wordprocessingDrawing" xmlns:wp="http://schemas.openxmlformats.org/drawingml/2006/wordprocessingDrawing" xmlns:w10="urn:schemas-microsoft-com:office:word" xmlns:w="http://schemas.openxmlformats.org/wordprocessingml/2006/main" xmlns:w14="http://schemas.microsoft.com/office/word/2010/wordml" xmlns:w15="http://schemas.microsoft.com/office/word/2012/wordml" xmlns:w16cex="http://schemas.microsoft.com/office/word/2018/wordml/cex" xmlns:w16cid="http://schemas.microsoft.com/office/word/2016/wordml/cid" xmlns:w16="http://schemas.microsoft.com/office/word/2018/wordml" xmlns:w16du="http://schemas.microsoft.com/office/word/2023/wordml/word16du" xmlns:w16sdtdh="http://schemas.microsoft.com/office/word/2020/wordml/sdtdatahash" xmlns:w16sdtfl="http://schemas.microsoft.com/office/word/2024/wordml/sdtformatlock" xmlns:w16se="http://schemas.microsoft.com/office/word/2015/wordml/symex" xmlns:wpg="http://schemas.microsoft.com/office/word/2010/wordprocessingGroup" xmlns:wpi="http://schemas.microsoft.com/office/word/2010/wordprocessingInk" xmlns:wne="http://schemas.microsoft.com/office/word/2006/wordml" xmlns:wps="http://schemas.microsoft.com/office/word/2010/wordprocessingShape" mc:Ignorable="w14 w15 w16se w16cid w16 w16cex w16sdtdh w16sdtfl w16du wp14">
   <w:p>
     <w:pPr>
       <w:pStyle w:val="Encabezado"/>
@@ -3510,7 +3670,7 @@
 </file>
 
 <file path=word/numbering.xml><?xml version="1.0" encoding="utf-8"?>
-<w:numbering xmlns:wpc="http://schemas.microsoft.com/office/word/2010/wordprocessingCanvas" xmlns:cx="http://schemas.microsoft.com/office/drawing/2014/chartex" xmlns:cx1="http://schemas.microsoft.com/office/drawing/2015/9/8/chartex" xmlns:cx2="http://schemas.microsoft.com/office/drawing/2015/10/21/chartex" xmlns:cx3="http://schemas.microsoft.com/office/drawing/2016/5/9/chartex" xmlns:cx4="http://schemas.microsoft.com/office/drawing/2016/5/10/chartex" xmlns:cx5="http://schemas.microsoft.com/office/drawing/2016/5/11/chartex" xmlns:cx6="http://schemas.microsoft.com/office/drawing/2016/5/12/chartex" xmlns:cx7="http://schemas.microsoft.com/office/drawing/2016/5/13/chartex" xmlns:cx8="http://schemas.microsoft.com/office/drawing/2016/5/14/chartex" xmlns:mc="http://schemas.openxmlformats.org/markup-compatibility/2006" xmlns:aink="http://schemas.microsoft.com/office/drawing/2016/ink" xmlns:am3d="http://schemas.microsoft.com/office/drawing/2017/model3d" xmlns:o="urn:schemas-microsoft-com:office:office" xmlns:oel="http://schemas.microsoft.com/office/2019/extlst" xmlns:r="http://schemas.openxmlformats.org/officeDocument/2006/relationships" xmlns:m="http://schemas.openxmlformats.org/officeDocument/2006/math" xmlns:v="urn:schemas-microsoft-com:vml" xmlns:wp14="http://schemas.microsoft.com/office/word/2010/wordprocessingDrawing" xmlns:wp="http://schemas.openxmlformats.org/drawingml/2006/wordprocessingDrawing" xmlns:w10="urn:schemas-microsoft-com:office:word" xmlns:w="http://schemas.openxmlformats.org/wordprocessingml/2006/main" xmlns:w14="http://schemas.microsoft.com/office/word/2010/wordml" xmlns:w15="http://schemas.microsoft.com/office/word/2012/wordml" xmlns:w16cei="http://schemas.microsoft.com/office/word/2026/wordml/cei" xmlns:w16cex="http://schemas.microsoft.com/office/word/2018/wordml/cex" xmlns:w16cid="http://schemas.microsoft.com/office/word/2016/wordml/cid" xmlns:w16="http://schemas.microsoft.com/office/word/2018/wordml" xmlns:w16du="http://schemas.microsoft.com/office/word/2023/wordml/word16du" xmlns:w16sdtdh="http://schemas.microsoft.com/office/word/2020/wordml/sdtdatahash" xmlns:w16sdtfl="http://schemas.microsoft.com/office/word/2024/wordml/sdtformatlock" xmlns:w16se="http://schemas.microsoft.com/office/word/2015/wordml/symex" xmlns:wpg="http://schemas.microsoft.com/office/word/2010/wordprocessingGroup" xmlns:wpi="http://schemas.microsoft.com/office/word/2010/wordprocessingInk" xmlns:wne="http://schemas.microsoft.com/office/word/2006/wordml" xmlns:wps="http://schemas.microsoft.com/office/word/2010/wordprocessingShape" mc:Ignorable="w14 w15 w16se w16cid w16 w16cex w16sdtdh w16sdtfl w16du wp14">
+<w:numbering xmlns:wpc="http://schemas.microsoft.com/office/word/2010/wordprocessingCanvas" xmlns:cx="http://schemas.microsoft.com/office/drawing/2014/chartex" xmlns:cx1="http://schemas.microsoft.com/office/drawing/2015/9/8/chartex" xmlns:cx2="http://schemas.microsoft.com/office/drawing/2015/10/21/chartex" xmlns:cx3="http://schemas.microsoft.com/office/drawing/2016/5/9/chartex" xmlns:cx4="http://schemas.microsoft.com/office/drawing/2016/5/10/chartex" xmlns:cx5="http://schemas.microsoft.com/office/drawing/2016/5/11/chartex" xmlns:cx6="http://schemas.microsoft.com/office/drawing/2016/5/12/chartex" xmlns:cx7="http://schemas.microsoft.com/office/drawing/2016/5/13/chartex" xmlns:cx8="http://schemas.microsoft.com/office/drawing/2016/5/14/chartex" xmlns:mc="http://schemas.openxmlformats.org/markup-compatibility/2006" xmlns:aink="http://schemas.microsoft.com/office/drawing/2016/ink" xmlns:am3d="http://schemas.microsoft.com/office/drawing/2017/model3d" xmlns:o="urn:schemas-microsoft-com:office:office" xmlns:oel="http://schemas.microsoft.com/office/2019/extlst" xmlns:r="http://schemas.openxmlformats.org/officeDocument/2006/relationships" xmlns:m="http://schemas.openxmlformats.org/officeDocument/2006/math" xmlns:v="urn:schemas-microsoft-com:vml" xmlns:wp14="http://schemas.microsoft.com/office/word/2010/wordprocessingDrawing" xmlns:wp="http://schemas.openxmlformats.org/drawingml/2006/wordprocessingDrawing" xmlns:w10="urn:schemas-microsoft-com:office:word" xmlns:w="http://schemas.openxmlformats.org/wordprocessingml/2006/main" xmlns:w14="http://schemas.microsoft.com/office/word/2010/wordml" xmlns:w15="http://schemas.microsoft.com/office/word/2012/wordml" xmlns:w16cex="http://schemas.microsoft.com/office/word/2018/wordml/cex" xmlns:w16cid="http://schemas.microsoft.com/office/word/2016/wordml/cid" xmlns:w16="http://schemas.microsoft.com/office/word/2018/wordml" xmlns:w16du="http://schemas.microsoft.com/office/word/2023/wordml/word16du" xmlns:w16sdtdh="http://schemas.microsoft.com/office/word/2020/wordml/sdtdatahash" xmlns:w16sdtfl="http://schemas.microsoft.com/office/word/2024/wordml/sdtformatlock" xmlns:w16se="http://schemas.microsoft.com/office/word/2015/wordml/symex" xmlns:wpg="http://schemas.microsoft.com/office/word/2010/wordprocessingGroup" xmlns:wpi="http://schemas.microsoft.com/office/word/2010/wordprocessingInk" xmlns:wne="http://schemas.microsoft.com/office/word/2006/wordml" xmlns:wps="http://schemas.microsoft.com/office/word/2010/wordprocessingShape" mc:Ignorable="w14 w15 w16se w16cid w16 w16cex w16sdtdh w16sdtfl w16du wp14">
   <w:abstractNum w:abstractNumId="0" w15:restartNumberingAfterBreak="0">
     <w:nsid w:val="FFFFFF7C"/>
     <w:multiLevelType w:val="singleLevel"/>
